--- a/templates/activity-cover-template.docx
+++ b/templates/activity-cover-template.docx
@@ -23,7 +23,7 @@
           <w:szCs w:val="48"/>
           <w:bdr w:val="single" w:sz="4" w:space="0" w:color="auto"/>
         </w:rPr>
-        <w:t xml:space="preserve">{{GRADE}}年級{{ACTIVITY}} 教師代理遺留課務 輪值通知單</w:t>
+        <w:t>{{GRADE}}年級{{ACTIVITY}} 教師代理遺留課務 輪值通知單</w:t>
       </w:r>
     </w:p>
     <w:p>
@@ -44,7 +44,7 @@
           <w:sz w:val="28"/>
           <w:szCs w:val="28"/>
         </w:rPr>
-        <w:t xml:space="preserve">{{ACTIVITY}}公假人員之遺留課務，由因{{ACTIVITY}}而有未執行課務之任課教師依比例安排於本學年段考監考、監看自習或代理遺留課程，本輪值不另發個人代課單(無另發鐘點費)，請公假人員先行交代原授課班級自主學習活動，並與代理課務教師聯繫課程安排，代理課務教師若自行調課或因故不能到班者，請先自行尋覓代理人，並務必告知教學組。</w:t>
+        <w:t>{{ACTIVITY}}公假人員之遺留課務，由因{{ACTIVITY}}而有未執行課務之任課教師依比例安排於本學年段考監考、監看自習或代理遺留課程，本輪值不另發個人代課單(無另發鐘點費)，請公假人員先行交代原授課班級自主學習活動，並與代理課務教師聯繫課程安排，代理課務教師若自行調課或因故不能到班者，請先自行尋覓代理人，並務必告知教學組。</w:t>
       </w:r>
     </w:p>
     <w:tbl>
@@ -55,15 +55,15 @@
         <w:tblLook w:val="04A0" w:firstRow="1" w:lastRow="0" w:firstColumn="1" w:lastColumn="0" w:noHBand="0" w:noVBand="1"/>
       </w:tblPr>
       <w:tblGrid>
-        <w:gridCol w:w="852"/>
-        <w:gridCol w:w="708"/>
-        <w:gridCol w:w="1956"/>
-        <w:gridCol w:w="1843"/>
-        <w:gridCol w:w="1843"/>
-        <w:gridCol w:w="1842"/>
-        <w:gridCol w:w="2127"/>
-        <w:gridCol w:w="2126"/>
-        <w:gridCol w:w="2410"/>
+        <w:gridCol w:w="1018"/>
+        <w:gridCol w:w="918"/>
+        <w:gridCol w:w="1905"/>
+        <w:gridCol w:w="1795"/>
+        <w:gridCol w:w="1795"/>
+        <w:gridCol w:w="1794"/>
+        <w:gridCol w:w="2070"/>
+        <w:gridCol w:w="2069"/>
+        <w:gridCol w:w="2343"/>
       </w:tblGrid>
       <w:tr>
         <w:trPr>
@@ -288,7 +288,7 @@
       </w:tr>
       <w:tr>
         <w:trPr>
-          <w:trHeight w:val="720" w:hRule="atLeast"/>
+          <w:trHeight w:val="720"/>
         </w:trPr>
         <w:tc>
           <w:tcPr>
@@ -312,7 +312,7 @@
                 <w:sz w:val="20"/>
                 <w:szCs w:val="20"/>
               </w:rPr>
-              <w:t xml:space="preserve">{{DATE}}</w:t>
+              <w:t>{{DATE}}</w:t>
             </w:r>
           </w:p>
         </w:tc>
@@ -338,7 +338,7 @@
                 <w:sz w:val="20"/>
                 <w:szCs w:val="20"/>
               </w:rPr>
-              <w:t xml:space="preserve">{{DOW}}</w:t>
+              <w:t>{{DOW}}</w:t>
             </w:r>
           </w:p>
         </w:tc>
@@ -356,12 +356,6 @@
                 <w:szCs w:val="18"/>
               </w:rPr>
             </w:pPr>
-            <w:r>
-              <w:rPr>
-                <w:rFonts w:ascii="Microsoft JhengHei" w:hAnsi="Microsoft JhengHei" w:eastAsia="Microsoft JhengHei"/>
-              </w:rPr>
-              <w:t xml:space="preserve"/>
-            </w:r>
           </w:p>
         </w:tc>
         <w:tc>
@@ -378,12 +372,6 @@
                 <w:szCs w:val="18"/>
               </w:rPr>
             </w:pPr>
-            <w:r>
-              <w:rPr>
-                <w:rFonts w:ascii="Microsoft JhengHei" w:hAnsi="Microsoft JhengHei" w:eastAsia="Microsoft JhengHei"/>
-              </w:rPr>
-              <w:t xml:space="preserve"/>
-            </w:r>
           </w:p>
         </w:tc>
         <w:tc>
@@ -400,21 +388,27 @@
                 <w:szCs w:val="18"/>
               </w:rPr>
             </w:pPr>
-            <w:r>
-              <w:rPr>
-                <w:rFonts w:ascii="標楷體" w:eastAsia="標楷體" w:hAnsi="標楷體" w:hint="eastAsia"/>
+          </w:p>
+        </w:tc>
+        <w:tc>
+          <w:tcPr>
+            <w:tcW w:w="1842" w:type="dxa"/>
+          </w:tcPr>
+          <w:p>
+            <w:pPr>
+              <w:rPr>
+                <w:rFonts w:ascii="標楷體" w:eastAsia="標楷體" w:hAnsi="標楷體"/>
                 <w:b/>
                 <w:bCs/>
                 <w:sz w:val="18"/>
                 <w:szCs w:val="18"/>
               </w:rPr>
-              <w:t xml:space="preserve"/>
-            </w:r>
-          </w:p>
-        </w:tc>
-        <w:tc>
-          <w:tcPr>
-            <w:tcW w:w="1842" w:type="dxa"/>
+            </w:pPr>
+          </w:p>
+        </w:tc>
+        <w:tc>
+          <w:tcPr>
+            <w:tcW w:w="2127" w:type="dxa"/>
           </w:tcPr>
           <w:p>
             <w:pPr>
@@ -426,21 +420,27 @@
                 <w:szCs w:val="18"/>
               </w:rPr>
             </w:pPr>
-            <w:r>
-              <w:rPr>
-                <w:rFonts w:ascii="標楷體" w:eastAsia="標楷體" w:hAnsi="標楷體" w:hint="eastAsia"/>
+          </w:p>
+        </w:tc>
+        <w:tc>
+          <w:tcPr>
+            <w:tcW w:w="2126" w:type="dxa"/>
+          </w:tcPr>
+          <w:p>
+            <w:pPr>
+              <w:rPr>
+                <w:rFonts w:ascii="標楷體" w:eastAsia="標楷體" w:hAnsi="標楷體"/>
                 <w:b/>
                 <w:bCs/>
                 <w:sz w:val="18"/>
                 <w:szCs w:val="18"/>
               </w:rPr>
-              <w:t xml:space="preserve"/>
-            </w:r>
-          </w:p>
-        </w:tc>
-        <w:tc>
-          <w:tcPr>
-            <w:tcW w:w="2127" w:type="dxa"/>
+            </w:pPr>
+          </w:p>
+        </w:tc>
+        <w:tc>
+          <w:tcPr>
+            <w:tcW w:w="2410" w:type="dxa"/>
           </w:tcPr>
           <w:p>
             <w:pPr>
@@ -452,84 +452,17 @@
                 <w:szCs w:val="18"/>
               </w:rPr>
             </w:pPr>
-            <w:r>
-              <w:rPr>
-                <w:rFonts w:ascii="標楷體" w:eastAsia="標楷體" w:hAnsi="標楷體" w:hint="eastAsia"/>
-                <w:b/>
-                <w:bCs/>
-                <w:sz w:val="18"/>
-                <w:szCs w:val="18"/>
-              </w:rPr>
-              <w:t xml:space="preserve"/>
-            </w:r>
-          </w:p>
-        </w:tc>
-        <w:tc>
-          <w:tcPr>
-            <w:tcW w:w="2126" w:type="dxa"/>
-          </w:tcPr>
-          <w:p>
-            <w:pPr>
-              <w:rPr>
-                <w:rFonts w:ascii="標楷體" w:eastAsia="標楷體" w:hAnsi="標楷體"/>
-                <w:b/>
-                <w:bCs/>
-                <w:sz w:val="18"/>
-                <w:szCs w:val="18"/>
-              </w:rPr>
-            </w:pPr>
-            <w:r>
-              <w:rPr>
-                <w:rFonts w:ascii="標楷體" w:eastAsia="標楷體" w:hAnsi="標楷體" w:hint="eastAsia"/>
-                <w:b/>
-                <w:bCs/>
-                <w:sz w:val="18"/>
-                <w:szCs w:val="18"/>
-              </w:rPr>
-              <w:t xml:space="preserve"/>
-            </w:r>
-          </w:p>
-        </w:tc>
-        <w:tc>
-          <w:tcPr>
-            <w:tcW w:w="2410" w:type="dxa"/>
-          </w:tcPr>
-          <w:p>
-            <w:pPr>
-              <w:rPr>
-                <w:rFonts w:ascii="標楷體" w:eastAsia="標楷體" w:hAnsi="標楷體"/>
-                <w:b/>
-                <w:bCs/>
-                <w:sz w:val="18"/>
-                <w:szCs w:val="18"/>
-              </w:rPr>
-            </w:pPr>
-            <w:r>
-              <w:rPr>
-                <w:rFonts w:ascii="標楷體" w:eastAsia="標楷體" w:hAnsi="標楷體" w:hint="eastAsia"/>
-                <w:b/>
-                <w:bCs/>
-                <w:sz w:val="18"/>
-                <w:szCs w:val="18"/>
-              </w:rPr>
-              <w:t xml:space="preserve"/>
-            </w:r>
           </w:p>
         </w:tc>
       </w:tr>
     </w:tbl>
     <w:p>
       <w:pPr>
-        <w:ind w:right="280"/>
         <w:rPr>
           <w:rFonts w:ascii="標楷體" w:eastAsia="標楷體" w:hAnsi="標楷體"/>
           <w:sz w:val="18"/>
           <w:szCs w:val="18"/>
         </w:rPr>
-        <w:spacing w:before="40" w:after="40" w:line="220" w:lineRule="auto"/>
-        <w:keepNext/>
-        <w:keepLines/>
-        <w:jc w:val="left"/>
       </w:pPr>
       <w:r>
         <w:rPr>
@@ -537,13 +470,12 @@
           <w:sz w:val="18"/>
           <w:szCs w:val="18"/>
         </w:rPr>
-        <w:t xml:space="preserve">{{NOTE_P8}}</w:t>
+        <w:t>{{NOTE_P8}}</w:t>
       </w:r>
     </w:p>
     <w:p>
       <w:pPr>
-        <w:ind w:right="280"/>
-        <w:jc w:val="right"/>
+        <w:jc w:val="center"/>
         <w:rPr>
           <w:rFonts w:ascii="標楷體" w:eastAsia="標楷體" w:hAnsi="標楷體"/>
           <w:b/>
@@ -551,7 +483,6 @@
           <w:sz w:val="28"/>
           <w:szCs w:val="28"/>
         </w:rPr>
-        <w:keepNext/>
       </w:pPr>
       <w:r>
         <w:rPr>
@@ -561,7 +492,7 @@
           <w:sz w:val="28"/>
           <w:szCs w:val="28"/>
         </w:rPr>
-        <w:t xml:space="preserve">【{{RANGE}} {{ACTIVITY}}未執行的{{GRADE}}年級課務依比例共{{DEMAND}}節，本次輪值安排{{ARRANGED}}節，尚有{{REMAINING}}節】</w:t>
+        <w:t>【未執行的課務依比例共{{DEMAND}}節，本次輪值安排{{ARRANGED}}節，尚有{{REMAINING}}節】</w:t>
       </w:r>
     </w:p>
     <w:p>
@@ -583,7 +514,7 @@
           <w:sz w:val="28"/>
           <w:szCs w:val="28"/>
         </w:rPr>
-        <w:t xml:space="preserve">建成國中 教務處 {{EXPORT_DATE}}</w:t>
+        <w:t>建成國中 教務處 {{EXPORT_DATE}}</w:t>
       </w:r>
     </w:p>
     <w:sectPr>

--- a/templates/activity-cover-template.docx
+++ b/templates/activity-cover-template.docx
@@ -30,8 +30,6 @@
       <w:pPr>
         <w:rPr>
           <w:rFonts w:ascii="標楷體" w:eastAsia="標楷體" w:hAnsi="標楷體"/>
-          <w:b/>
-          <w:bCs/>
           <w:sz w:val="28"/>
           <w:szCs w:val="28"/>
         </w:rPr>
@@ -44,7 +42,33 @@
           <w:sz w:val="28"/>
           <w:szCs w:val="28"/>
         </w:rPr>
-        <w:t>{{ACTIVITY}}公假人員之遺留課務，由因{{ACTIVITY}}而有未執行課務之任課教師依比例安排於本學年段考監考、監看自習或代理遺留課程，本輪值不另發個人代課單(無另發鐘點費)，請公假人員先行交代原授課班級自主學習活動，並與代理課務教師聯繫課程安排，代理課務教師若自行調課或因故不能到班者，請先自行尋覓代理人，並務必告知教學組。</w:t>
+        <w:t>{{ACTIVITY}}</w:t>
+      </w:r>
+      <w:r>
+        <w:rPr>
+          <w:rFonts w:ascii="標楷體" w:eastAsia="標楷體" w:hAnsi="標楷體"/>
+          <w:sz w:val="28"/>
+          <w:szCs w:val="28"/>
+        </w:rPr>
+        <w:t>公假人員之遺留課務，由因</w:t>
+      </w:r>
+      <w:r>
+        <w:rPr>
+          <w:rFonts w:ascii="標楷體" w:eastAsia="標楷體" w:hAnsi="標楷體"/>
+          <w:b/>
+          <w:bCs/>
+          <w:sz w:val="28"/>
+          <w:szCs w:val="28"/>
+        </w:rPr>
+        <w:t>{{ACTIVITY}}</w:t>
+      </w:r>
+      <w:r>
+        <w:rPr>
+          <w:rFonts w:ascii="標楷體" w:eastAsia="標楷體" w:hAnsi="標楷體"/>
+          <w:sz w:val="28"/>
+          <w:szCs w:val="28"/>
+        </w:rPr>
+        <w:t>而有未執行課務之任課教師依比例安排於本學年段考監考、監看自習或代理遺留課程，本輪值不另發個人代課單(無另發鐘點費)，請公假人員先行交代原授課班級自主學習活動，並與代理課務教師聯繫課程安排，代理課務教師若自行調課或因故不能到班者，請先自行尋覓代理人，並務必告知教學組。</w:t>
       </w:r>
     </w:p>
     <w:tbl>
